--- a/docs/documentacion.docx
+++ b/docs/documentacion.docx
@@ -5367,7 +5367,212 @@
         <w:pStyle w:val="Heading3"/>
       </w:pPr>
       <w:r>
-        <w:t>5.7 Detener y limpiar</w:t>
+        <w:t>5.7 Ver el tráfico en los logs de los contenedores</w:t>
+      </w:r>
+    </w:p>
+    <w:p>
+      <w:pPr>
+        <w:jc w:val="both"/>
+      </w:pPr>
+      <w:r>
+        <w:t>Cada servicio deja una línea por consulta atendida:</w:t>
+      </w:r>
+    </w:p>
+    <w:p>
+      <w:pPr>
+        <w:spacing w:after="0" w:before="0"/>
+        <w:ind w:left="216"/>
+        <w:shd w:val="clear" w:fill="F2F2F2"/>
+      </w:pPr>
+      <w:r>
+        <w:rPr>
+          <w:rFonts w:ascii="Consolas" w:hAnsi="Consolas"/>
+          <w:sz w:val="16"/>
+        </w:rPr>
+        <w:t>docker compose logs -f dispatcher replica-a replica-b replica-c</w:t>
+      </w:r>
+    </w:p>
+    <w:p/>
+    <w:p>
+      <w:pPr>
+        <w:spacing w:after="0" w:before="0"/>
+        <w:ind w:left="216"/>
+        <w:shd w:val="clear" w:fill="F2F2F2"/>
+      </w:pPr>
+      <w:r>
+        <w:rPr>
+          <w:rFonts w:ascii="Consolas" w:hAnsi="Consolas"/>
+          <w:sz w:val="13"/>
+        </w:rPr>
+        <w:t>recaudo-dispatcher | peticion GET /saldo/1234 -&gt; 200 replica=A 8.0 ms 110 B cliente=172.19.0.1</w:t>
+      </w:r>
+    </w:p>
+    <w:p>
+      <w:pPr>
+        <w:spacing w:after="0" w:before="0"/>
+        <w:ind w:left="216"/>
+        <w:shd w:val="clear" w:fill="F2F2F2"/>
+      </w:pPr>
+      <w:r>
+        <w:rPr>
+          <w:rFonts w:ascii="Consolas" w:hAnsi="Consolas"/>
+          <w:sz w:val="13"/>
+        </w:rPr>
+        <w:t>recaudo-replica-a  | peticion GET /saldo/1234 -&gt; 200 6.4 ms 53 B cliente=172.19.0.5</w:t>
+      </w:r>
+    </w:p>
+    <w:p>
+      <w:pPr>
+        <w:spacing w:after="0" w:before="0"/>
+        <w:ind w:left="216"/>
+        <w:shd w:val="clear" w:fill="F2F2F2"/>
+      </w:pPr>
+      <w:r>
+        <w:rPr>
+          <w:rFonts w:ascii="Consolas" w:hAnsi="Consolas"/>
+          <w:sz w:val="13"/>
+        </w:rPr>
+        <w:t>recaudo-replica-b  | peticion GET /saldo/1234 -&gt; cancelada (descartada por la redundancia) 7.0 ms 0 B</w:t>
+      </w:r>
+    </w:p>
+    <w:p>
+      <w:pPr>
+        <w:spacing w:after="0" w:before="0"/>
+        <w:ind w:left="216"/>
+        <w:shd w:val="clear" w:fill="F2F2F2"/>
+      </w:pPr>
+      <w:r>
+        <w:rPr>
+          <w:rFonts w:ascii="Consolas" w:hAnsi="Consolas"/>
+          <w:sz w:val="13"/>
+        </w:rPr>
+        <w:t>recaudo-replica-c  | peticion GET /saldo/1234 -&gt; cancelada (descartada por la redundancia) 7.4 ms 0 B</w:t>
+      </w:r>
+    </w:p>
+    <w:p/>
+    <w:p>
+      <w:pPr>
+        <w:jc w:val="both"/>
+      </w:pPr>
+      <w:r>
+        <w:t xml:space="preserve">La traza hace visible la táctica R2 sin necesidad de leer el CSV: una única consulta del cliente llega a </w:t>
+      </w:r>
+      <w:r>
+        <w:rPr>
+          <w:b/>
+        </w:rPr>
+        <w:t>las tres réplicas</w:t>
+      </w:r>
+      <w:r>
+        <w:t>, el dispatcher informa cuál ganó la carrera (</w:t>
+      </w:r>
+      <w:r>
+        <w:rPr>
+          <w:rFonts w:ascii="Consolas" w:hAnsi="Consolas"/>
+          <w:color w:val="C0392B"/>
+          <w:sz w:val="18"/>
+        </w:rPr>
+        <w:t>replica=A</w:t>
+      </w:r>
+      <w:r>
+        <w:t xml:space="preserve">) y las otras dos aparecen como canceladas, porque el </w:t>
+      </w:r>
+      <w:r>
+        <w:rPr>
+          <w:rFonts w:ascii="Consolas" w:hAnsi="Consolas"/>
+          <w:color w:val="C0392B"/>
+          <w:sz w:val="18"/>
+        </w:rPr>
+        <w:t>context</w:t>
+      </w:r>
+      <w:r>
+        <w:t xml:space="preserve"> compartido las abortó en cuanto hubo una respuesta válida.</w:t>
+      </w:r>
+    </w:p>
+    <w:p>
+      <w:pPr>
+        <w:jc w:val="both"/>
+      </w:pPr>
+      <w:r>
+        <w:t xml:space="preserve">El tráfico periódico —los sondeos </w:t>
+      </w:r>
+      <w:r>
+        <w:rPr>
+          <w:rFonts w:ascii="Consolas" w:hAnsi="Consolas"/>
+          <w:color w:val="C0392B"/>
+          <w:sz w:val="18"/>
+        </w:rPr>
+        <w:t>/ping</w:t>
+      </w:r>
+      <w:r>
+        <w:t xml:space="preserve"> del monitor y el refresco del panel React— </w:t>
+      </w:r>
+      <w:r>
+        <w:rPr>
+          <w:b/>
+        </w:rPr>
+        <w:t>no se traza por omisión</w:t>
+      </w:r>
+      <w:r>
+        <w:t xml:space="preserve">: son varias líneas por segundo que taparían las consultas de negocio. Se activa con </w:t>
+      </w:r>
+      <w:r>
+        <w:rPr>
+          <w:rFonts w:ascii="Consolas" w:hAnsi="Consolas"/>
+          <w:color w:val="C0392B"/>
+          <w:sz w:val="18"/>
+        </w:rPr>
+        <w:t>LOG_VIGILANCIA=true</w:t>
+      </w:r>
+      <w:r>
+        <w:t xml:space="preserve">, y </w:t>
+      </w:r>
+      <w:r>
+        <w:rPr>
+          <w:rFonts w:ascii="Consolas" w:hAnsi="Consolas"/>
+          <w:color w:val="C0392B"/>
+          <w:sz w:val="18"/>
+        </w:rPr>
+        <w:t>MONITOR_TRAZA=true</w:t>
+      </w:r>
+      <w:r>
+        <w:t xml:space="preserve"> agrega además el ping </w:t>
+      </w:r>
+      <w:r>
+        <w:rPr>
+          <w:b/>
+        </w:rPr>
+        <w:t>enviado</w:t>
+      </w:r>
+      <w:r>
+        <w:t xml:space="preserve"> por el monitor, con su latencia y su error.</w:t>
+      </w:r>
+    </w:p>
+    <w:p>
+      <w:pPr>
+        <w:jc w:val="both"/>
+      </w:pPr>
+      <w:r>
+        <w:t>Para las corridas experimentales conviene apagar la traza (</w:t>
+      </w:r>
+      <w:r>
+        <w:rPr>
+          <w:rFonts w:ascii="Consolas" w:hAnsi="Consolas"/>
+          <w:color w:val="C0392B"/>
+          <w:sz w:val="18"/>
+        </w:rPr>
+        <w:t>LOG_PETICIONES=false</w:t>
+      </w:r>
+      <w:r>
+        <w:t>): a 20 req/s son 800 líneas por corrida. La evidencia formal del experimento no sale de estos logs sino del CSV del cliente y de la bitácora del monitor.</w:t>
+      </w:r>
+    </w:p>
+    <w:p>
+      <w:pPr>
+        <w:pStyle w:val="Heading3"/>
+      </w:pPr>
+      <w:r>
+        <w:t>5.8 Detener y limpiar</w:t>
       </w:r>
     </w:p>
     <w:p>
@@ -5952,7 +6157,233 @@
               <w:rPr>
                 <w:sz w:val="18"/>
               </w:rPr>
-              <w:t>Traza cada ping en stdout (depuración)</w:t>
+              <w:t>Traza cada ping enviado por el monitor (depuración)</w:t>
+            </w:r>
+          </w:p>
+        </w:tc>
+      </w:tr>
+      <w:tr>
+        <w:tc>
+          <w:tcPr>
+            <w:tcW w:type="dxa" w:w="2484"/>
+          </w:tcPr>
+          <w:p>
+            <w:r>
+              <w:rPr>
+                <w:sz w:val="18"/>
+              </w:rPr>
+            </w:r>
+            <w:r>
+              <w:rPr>
+                <w:rFonts w:ascii="Consolas" w:hAnsi="Consolas"/>
+                <w:color w:val="C0392B"/>
+                <w:sz w:val="18"/>
+              </w:rPr>
+              <w:t>LOG_PETICIONES</w:t>
+            </w:r>
+          </w:p>
+        </w:tc>
+        <w:tc>
+          <w:tcPr>
+            <w:tcW w:type="dxa" w:w="2484"/>
+          </w:tcPr>
+          <w:p>
+            <w:r>
+              <w:rPr>
+                <w:sz w:val="18"/>
+              </w:rPr>
+            </w:r>
+            <w:r>
+              <w:rPr>
+                <w:rFonts w:ascii="Consolas" w:hAnsi="Consolas"/>
+                <w:color w:val="C0392B"/>
+                <w:sz w:val="18"/>
+              </w:rPr>
+              <w:t>true</w:t>
+            </w:r>
+          </w:p>
+        </w:tc>
+        <w:tc>
+          <w:tcPr>
+            <w:tcW w:type="dxa" w:w="2484"/>
+          </w:tcPr>
+          <w:p>
+            <w:r>
+              <w:rPr>
+                <w:sz w:val="18"/>
+              </w:rPr>
+            </w:r>
+            <w:r>
+              <w:rPr>
+                <w:sz w:val="18"/>
+              </w:rPr>
+              <w:t>dispatcher y réplicas</w:t>
+            </w:r>
+          </w:p>
+        </w:tc>
+        <w:tc>
+          <w:tcPr>
+            <w:tcW w:type="dxa" w:w="2484"/>
+          </w:tcPr>
+          <w:p>
+            <w:r>
+              <w:rPr>
+                <w:sz w:val="18"/>
+              </w:rPr>
+            </w:r>
+            <w:r>
+              <w:rPr>
+                <w:sz w:val="18"/>
+              </w:rPr>
+              <w:t>Una línea por consulta atendida, con la réplica ganadora</w:t>
+            </w:r>
+          </w:p>
+        </w:tc>
+      </w:tr>
+      <w:tr>
+        <w:tc>
+          <w:tcPr>
+            <w:tcW w:type="dxa" w:w="2484"/>
+          </w:tcPr>
+          <w:p>
+            <w:r>
+              <w:rPr>
+                <w:sz w:val="18"/>
+              </w:rPr>
+            </w:r>
+            <w:r>
+              <w:rPr>
+                <w:rFonts w:ascii="Consolas" w:hAnsi="Consolas"/>
+                <w:color w:val="C0392B"/>
+                <w:sz w:val="18"/>
+              </w:rPr>
+              <w:t>LOG_VIGILANCIA</w:t>
+            </w:r>
+          </w:p>
+        </w:tc>
+        <w:tc>
+          <w:tcPr>
+            <w:tcW w:type="dxa" w:w="2484"/>
+          </w:tcPr>
+          <w:p>
+            <w:r>
+              <w:rPr>
+                <w:sz w:val="18"/>
+              </w:rPr>
+            </w:r>
+            <w:r>
+              <w:rPr>
+                <w:rFonts w:ascii="Consolas" w:hAnsi="Consolas"/>
+                <w:color w:val="C0392B"/>
+                <w:sz w:val="18"/>
+              </w:rPr>
+              <w:t>false</w:t>
+            </w:r>
+          </w:p>
+        </w:tc>
+        <w:tc>
+          <w:tcPr>
+            <w:tcW w:type="dxa" w:w="2484"/>
+          </w:tcPr>
+          <w:p>
+            <w:r>
+              <w:rPr>
+                <w:sz w:val="18"/>
+              </w:rPr>
+            </w:r>
+            <w:r>
+              <w:rPr>
+                <w:sz w:val="18"/>
+              </w:rPr>
+              <w:t>dispatcher y réplicas</w:t>
+            </w:r>
+          </w:p>
+        </w:tc>
+        <w:tc>
+          <w:tcPr>
+            <w:tcW w:type="dxa" w:w="2484"/>
+          </w:tcPr>
+          <w:p>
+            <w:r>
+              <w:rPr>
+                <w:sz w:val="18"/>
+              </w:rPr>
+            </w:r>
+            <w:r>
+              <w:rPr>
+                <w:sz w:val="18"/>
+              </w:rPr>
+              <w:t>Incluye en la traza el tráfico periódico (</w:t>
+            </w:r>
+            <w:r>
+              <w:rPr>
+                <w:rFonts w:ascii="Consolas" w:hAnsi="Consolas"/>
+                <w:color w:val="C0392B"/>
+                <w:sz w:val="18"/>
+              </w:rPr>
+              <w:t>/ping</w:t>
+            </w:r>
+            <w:r>
+              <w:rPr>
+                <w:sz w:val="18"/>
+              </w:rPr>
+              <w:t xml:space="preserve">, </w:t>
+            </w:r>
+            <w:r>
+              <w:rPr>
+                <w:rFonts w:ascii="Consolas" w:hAnsi="Consolas"/>
+                <w:color w:val="C0392B"/>
+                <w:sz w:val="18"/>
+              </w:rPr>
+              <w:t>/salud</w:t>
+            </w:r>
+            <w:r>
+              <w:rPr>
+                <w:sz w:val="18"/>
+              </w:rPr>
+              <w:t xml:space="preserve">, </w:t>
+            </w:r>
+            <w:r>
+              <w:rPr>
+                <w:rFonts w:ascii="Consolas" w:hAnsi="Consolas"/>
+                <w:color w:val="C0392B"/>
+                <w:sz w:val="18"/>
+              </w:rPr>
+              <w:t>/estado</w:t>
+            </w:r>
+            <w:r>
+              <w:rPr>
+                <w:sz w:val="18"/>
+              </w:rPr>
+              <w:t xml:space="preserve">, </w:t>
+            </w:r>
+            <w:r>
+              <w:rPr>
+                <w:rFonts w:ascii="Consolas" w:hAnsi="Consolas"/>
+                <w:color w:val="C0392B"/>
+                <w:sz w:val="18"/>
+              </w:rPr>
+              <w:t>/bitacora</w:t>
+            </w:r>
+            <w:r>
+              <w:rPr>
+                <w:sz w:val="18"/>
+              </w:rPr>
+              <w:t xml:space="preserve">, </w:t>
+            </w:r>
+            <w:r>
+              <w:rPr>
+                <w:rFonts w:ascii="Consolas" w:hAnsi="Consolas"/>
+                <w:color w:val="C0392B"/>
+                <w:sz w:val="18"/>
+              </w:rPr>
+              <w:t>/metricas</w:t>
+            </w:r>
+            <w:r>
+              <w:rPr>
+                <w:sz w:val="18"/>
+              </w:rPr>
+              <w:t>)</w:t>
             </w:r>
           </w:p>
         </w:tc>
@@ -10227,7 +10658,7 @@
           <w:rFonts w:ascii="Consolas" w:hAnsi="Consolas"/>
           <w:sz w:val="13"/>
         </w:rPr>
-        <w:t>ok  github.com/camilin69/taller-disponibilidad/internal/adapter/bitacora   1.556s</w:t>
+        <w:t>ok  github.com/camilin69/taller-disponibilidad/internal/adapter/bitacora   1.796s</w:t>
       </w:r>
     </w:p>
     <w:p>
@@ -10241,7 +10672,7 @@
           <w:rFonts w:ascii="Consolas" w:hAnsi="Consolas"/>
           <w:sz w:val="13"/>
         </w:rPr>
-        <w:t>ok  github.com/camilin69/taller-disponibilidad/internal/adapter/gateway    1.791s</w:t>
+        <w:t>ok  github.com/camilin69/taller-disponibilidad/internal/adapter/gateway    4.818s</w:t>
       </w:r>
     </w:p>
     <w:p>
@@ -10255,7 +10686,7 @@
           <w:rFonts w:ascii="Consolas" w:hAnsi="Consolas"/>
           <w:sz w:val="13"/>
         </w:rPr>
-        <w:t>ok  github.com/camilin69/taller-disponibilidad/internal/adapter/httpin     1.457s</w:t>
+        <w:t>ok  github.com/camilin69/taller-disponibilidad/internal/adapter/httpin     3.506s</w:t>
       </w:r>
     </w:p>
     <w:p>
@@ -10269,7 +10700,7 @@
           <w:rFonts w:ascii="Consolas" w:hAnsi="Consolas"/>
           <w:sz w:val="13"/>
         </w:rPr>
-        <w:t>ok  github.com/camilin69/taller-disponibilidad/internal/domain             1.257s</w:t>
+        <w:t>ok  github.com/camilin69/taller-disponibilidad/internal/domain             2.219s</w:t>
       </w:r>
     </w:p>
     <w:p>
@@ -10283,7 +10714,7 @@
           <w:rFonts w:ascii="Consolas" w:hAnsi="Consolas"/>
           <w:sz w:val="13"/>
         </w:rPr>
-        <w:t>ok  github.com/camilin69/taller-disponibilidad/internal/infra/config       1.384s</w:t>
+        <w:t>ok  github.com/camilin69/taller-disponibilidad/internal/infra/config       2.010s</w:t>
       </w:r>
     </w:p>
     <w:p>
@@ -10297,7 +10728,7 @@
           <w:rFonts w:ascii="Consolas" w:hAnsi="Consolas"/>
           <w:sz w:val="13"/>
         </w:rPr>
-        <w:t>ok  github.com/camilin69/taller-disponibilidad/internal/metricas           1.341s</w:t>
+        <w:t>ok  github.com/camilin69/taller-disponibilidad/internal/metricas           2.419s</w:t>
       </w:r>
     </w:p>
     <w:p>
@@ -10311,7 +10742,7 @@
           <w:rFonts w:ascii="Consolas" w:hAnsi="Consolas"/>
           <w:sz w:val="13"/>
         </w:rPr>
-        <w:t>ok  github.com/camilin69/taller-disponibilidad/internal/usecase            2.063s</w:t>
+        <w:t>ok  github.com/camilin69/taller-disponibilidad/internal/usecase            2.989s</w:t>
       </w:r>
     </w:p>
     <w:p>
@@ -10325,7 +10756,7 @@
           <w:rFonts w:ascii="Consolas" w:hAnsi="Consolas"/>
           <w:sz w:val="13"/>
         </w:rPr>
-        <w:t>ok  github.com/camilin69/taller-disponibilidad/tests/integracion          14.009s</w:t>
+        <w:t>ok  github.com/camilin69/taller-disponibilidad/tests/integracion          15.274s</w:t>
       </w:r>
     </w:p>
     <w:p/>
@@ -11441,6 +11872,79 @@
                 <w:sz w:val="18"/>
               </w:rPr>
               <w:t>Todas las réplicas devuelven el mismo saldo para la misma tarjeta</w:t>
+            </w:r>
+          </w:p>
+        </w:tc>
+      </w:tr>
+      <w:tr>
+        <w:tc>
+          <w:tcPr>
+            <w:tcW w:type="dxa" w:w="4968"/>
+          </w:tcPr>
+          <w:p>
+            <w:r>
+              <w:rPr>
+                <w:sz w:val="18"/>
+              </w:rPr>
+            </w:r>
+            <w:r>
+              <w:rPr>
+                <w:rFonts w:ascii="Consolas" w:hAnsi="Consolas"/>
+                <w:color w:val="C0392B"/>
+                <w:sz w:val="18"/>
+              </w:rPr>
+              <w:t>TestRegistro*</w:t>
+            </w:r>
+            <w:r>
+              <w:rPr>
+                <w:sz w:val="18"/>
+              </w:rPr>
+              <w:t xml:space="preserve"> (traza)</w:t>
+            </w:r>
+          </w:p>
+        </w:tc>
+        <w:tc>
+          <w:tcPr>
+            <w:tcW w:type="dxa" w:w="4968"/>
+          </w:tcPr>
+          <w:p>
+            <w:r>
+              <w:rPr>
+                <w:sz w:val="18"/>
+              </w:rPr>
+            </w:r>
+            <w:r>
+              <w:rPr>
+                <w:sz w:val="18"/>
+              </w:rPr>
+              <w:t xml:space="preserve">La traza deja una línea por consulta con la réplica ganadora, respeta el código de error, omite el tráfico periódico, conserva el </w:t>
+            </w:r>
+            <w:r>
+              <w:rPr>
+                <w:rFonts w:ascii="Consolas" w:hAnsi="Consolas"/>
+                <w:color w:val="C0392B"/>
+                <w:sz w:val="18"/>
+              </w:rPr>
+              <w:t>http.Flusher</w:t>
+            </w:r>
+            <w:r>
+              <w:rPr>
+                <w:sz w:val="18"/>
+              </w:rPr>
+              <w:t xml:space="preserve"> del gancho de caos y marca como </w:t>
+            </w:r>
+            <w:r>
+              <w:rPr>
+                <w:i/>
+                <w:sz w:val="18"/>
+              </w:rPr>
+              <w:t>cancelada</w:t>
+            </w:r>
+            <w:r>
+              <w:rPr>
+                <w:sz w:val="18"/>
+              </w:rPr>
+              <w:t xml:space="preserve"> la petición que pierde la carrera</w:t>
             </w:r>
           </w:p>
         </w:tc>
